--- a/04_支援会社提出パッケージ/01_規程Word/個人情報保護基本規程_ドラフト.docx
+++ b/04_支援会社提出パッケージ/01_規程Word/個人情報保護基本規程_ドラフト.docx
@@ -644,7 +644,7 @@
           <w:b w:val="0"/>
           <w:i w:val="0"/>
         </w:rPr>
-        <w:t>SaaS、ロムちゃん、すぐつくAI、Context Chatその他当社サービスの利用者情報</w:t>
+        <w:t>SaaSその他当社サービスの利用者情報</w:t>
       </w:r>
     </w:p>
     <w:p>
